--- a/spa/docx/016.content.docx
+++ b/spa/docx/016.content.docx
@@ -10546,6 +10546,49 @@
           <w:lang w:val="es_ES" w:bidi="es_ES"/>
         </w:rPr>
         <w:t>).</w:t>
+      </w:r>
+    </w:p>
+    <w:p>
+      <w:pPr/>
+      <w:r>
+        <w:rPr>
+          <w:lang w:val="es_ES" w:bidi="es_ES"/>
+        </w:rPr>
+      </w:r>
+      <w:r>
+        <w:rPr>
+          <w:b/>
+          <w:lang w:val="es_ES" w:bidi="es_ES"/>
+        </w:rPr>
+        <w:t>Un Lugar Venerado: el Monte de los Olivos</w:t>
+      </w:r>
+    </w:p>
+    <w:p>
+      <w:pPr/>
+      <w:r>
+        <w:rPr>
+          <w:lang w:val="es_ES" w:bidi="es_ES"/>
+        </w:rPr>
+      </w:r>
+      <w:r>
+        <w:rPr>
+          <w:lang w:val="es_ES" w:bidi="es_ES"/>
+        </w:rPr>
+        <w:t>El Monte de los Olivos pronto se convirtió en un importante lugar de culto cristiano. Durante el periodo bizantino, la época del Imperio romano de Oriente, la montaña albergaba 24 iglesias y una gran cantidad de monjes y monjas. En la cima se erigía una iglesia construida por el emperador Constantino en honor a la Ascensión de Cristo, el momento en que este regresó al cielo. Ya en el siglo IV, era frecuente que allí también se enterrara a los obispos de Jerusalén.</w:t>
+      </w:r>
+    </w:p>
+    <w:p>
+      <w:pPr/>
+      <w:r>
+        <w:rPr>
+          <w:lang w:val="es_ES" w:bidi="es_ES"/>
+        </w:rPr>
+      </w:r>
+      <w:r>
+        <w:rPr>
+          <w:lang w:val="es_ES" w:bidi="es_ES"/>
+        </w:rPr>
+        <w:t>Los judíos y los musulmanes también veneran el Monte de los Olivos, pues creen que estará vinculado al Juicio Final. Según el Talmud (un texto religioso judío fundamental), los justos resucitarán de entre los muertos en el espacio comprendido entre Jerusalén y el Monte de los Olivos. Esta creencia ayuda a explicar la existencia de grandes cementerios judíos y musulmanes, especialmente en la ladera occidental de la montaña. Cristianos, judíos y musulmanes asocian el Monte de los Olivos con el día final del Señor, el momento en que Dios juzgará al mundo.</w:t>
       </w:r>
       <w:r>
         <w:rPr>
